--- a/IP_KNT-122_Onyshchenko_19_PR.docx
+++ b/IP_KNT-122_Onyshchenko_19_PR.docx
@@ -352,15 +352,6 @@
     <w:p>
       <w:pPr>
         <w:pStyle w:val="p11"/>
-        <w:rPr/>
-      </w:pPr>
-      <w:r>
-        <w:rPr/>
-      </w:r>
-    </w:p>
-    <w:p>
-      <w:pPr>
-        <w:pStyle w:val="p11"/>
         <w:tabs>
           <w:tab w:val="clear" w:pos="851"/>
           <w:tab w:val="left" w:pos="1986" w:leader="none"/>
@@ -372,10 +363,28 @@
       </w:pPr>
       <w:r>
         <w:rPr/>
-        <w:tab/>
-        <w:tab/>
-        <w:tab/>
-        <w:t>2025</w:t>
+      </w:r>
+    </w:p>
+    <w:p>
+      <w:pPr>
+        <w:pStyle w:val="p11"/>
+        <w:tabs>
+          <w:tab w:val="clear" w:pos="851"/>
+          <w:tab w:val="left" w:pos="1986" w:leader="none"/>
+          <w:tab w:val="left" w:pos="4196" w:leader="none"/>
+          <w:tab w:val="center" w:pos="4961" w:leader="none"/>
+        </w:tabs>
+        <w:ind w:hanging="0"/>
+        <w:jc w:val="center"/>
+        <w:rPr/>
+      </w:pPr>
+      <w:r>
+        <w:rPr/>
+        <w:t>202</w:t>
+      </w:r>
+      <w:r>
+        <w:rPr/>
+        <w:t>6</w:t>
       </w:r>
     </w:p>
     <w:p>
@@ -1638,12 +1647,12 @@
       <w:lang w:val="en-US" w:eastAsia="uk-UA"/>
     </w:rPr>
   </w:style>
-  <w:style w:type="character" w:styleId="Style12">
-    <w:name w:val="Символ нумерації"/>
+  <w:style w:type="character" w:styleId="user">
+    <w:name w:val="Символ нумерації (user)"/>
     <w:qFormat/>
     <w:rPr/>
   </w:style>
-  <w:style w:type="paragraph" w:styleId="Style13">
+  <w:style w:type="paragraph" w:styleId="Style12">
     <w:name w:val="Заголовок"/>
     <w:basedOn w:val="Normal"/>
     <w:next w:val="BodyText"/>
@@ -1653,7 +1662,7 @@
       <w:spacing w:before="240" w:after="120"/>
     </w:pPr>
     <w:rPr>
-      <w:rFonts w:ascii="Liberation Sans" w:hAnsi="Liberation Sans" w:eastAsia="Microsoft YaHei" w:cs="Lucida Sans"/>
+      <w:rFonts w:ascii="Liberation Sans" w:hAnsi="Liberation Sans" w:eastAsia="Microsoft YaHei" w:cs="Arial Unicode MS"/>
       <w:sz w:val="28"/>
       <w:szCs w:val="28"/>
     </w:rPr>
@@ -1690,7 +1699,7 @@
       <w:szCs w:val="24"/>
     </w:rPr>
   </w:style>
-  <w:style w:type="paragraph" w:styleId="Style14">
+  <w:style w:type="paragraph" w:styleId="Style13">
     <w:name w:val="Покажчик"/>
     <w:basedOn w:val="Normal"/>
     <w:qFormat/>
@@ -1698,10 +1707,10 @@
       <w:suppressLineNumbers/>
     </w:pPr>
     <w:rPr>
-      <w:rFonts w:cs="Lucida Sans"/>
-    </w:rPr>
-  </w:style>
-  <w:style w:type="paragraph" w:styleId="user">
+      <w:rFonts w:cs="Arial Unicode MS"/>
+    </w:rPr>
+  </w:style>
+  <w:style w:type="paragraph" w:styleId="user1">
     <w:name w:val="Заголовок (user)"/>
     <w:basedOn w:val="Normal"/>
     <w:next w:val="BodyText"/>
@@ -1711,12 +1720,12 @@
       <w:spacing w:before="240" w:after="120"/>
     </w:pPr>
     <w:rPr>
-      <w:rFonts w:ascii="Liberation Sans" w:hAnsi="Liberation Sans" w:eastAsia="Microsoft YaHei" w:cs="Arial Unicode MS"/>
+      <w:rFonts w:ascii="Liberation Sans" w:hAnsi="Liberation Sans" w:eastAsia="Microsoft YaHei" w:cs="Lucida Sans"/>
       <w:sz w:val="28"/>
       <w:szCs w:val="28"/>
     </w:rPr>
   </w:style>
-  <w:style w:type="paragraph" w:styleId="user1">
+  <w:style w:type="paragraph" w:styleId="user2">
     <w:name w:val="Покажчик (user)"/>
     <w:basedOn w:val="Normal"/>
     <w:qFormat/>
@@ -1724,12 +1733,12 @@
       <w:suppressLineNumbers/>
     </w:pPr>
     <w:rPr>
-      <w:rFonts w:cs="Arial Unicode MS"/>
+      <w:rFonts w:cs="Lucida Sans"/>
     </w:rPr>
   </w:style>
   <w:style w:type="paragraph" w:styleId="IndexHeading">
     <w:name w:val="index heading"/>
-    <w:basedOn w:val="user"/>
+    <w:basedOn w:val="Style12"/>
     <w:pPr/>
     <w:rPr/>
   </w:style>
@@ -2004,8 +2013,8 @@
     </w:pPr>
     <w:rPr/>
   </w:style>
-  <w:style w:type="numbering" w:styleId="user2" w:default="1">
-    <w:name w:val="Без маркерів (user)"/>
+  <w:style w:type="numbering" w:styleId="Style14" w:default="1">
+    <w:name w:val="Без маркерів"/>
     <w:uiPriority w:val="99"/>
     <w:semiHidden/>
     <w:unhideWhenUsed/>

--- a/IP_KNT-122_Onyshchenko_19_PR.docx
+++ b/IP_KNT-122_Onyshchenko_19_PR.docx
@@ -380,11 +380,7 @@
       </w:pPr>
       <w:r>
         <w:rPr/>
-        <w:t>202</w:t>
-      </w:r>
-      <w:r>
-        <w:rPr/>
-        <w:t>6</w:t>
+        <w:t>2026</w:t>
       </w:r>
     </w:p>
     <w:p>
@@ -1647,12 +1643,12 @@
       <w:lang w:val="en-US" w:eastAsia="uk-UA"/>
     </w:rPr>
   </w:style>
-  <w:style w:type="character" w:styleId="user">
-    <w:name w:val="Символ нумерації (user)"/>
+  <w:style w:type="character" w:styleId="Style12">
+    <w:name w:val="Символ нумерації"/>
     <w:qFormat/>
     <w:rPr/>
   </w:style>
-  <w:style w:type="paragraph" w:styleId="Style12">
+  <w:style w:type="paragraph" w:styleId="Style13">
     <w:name w:val="Заголовок"/>
     <w:basedOn w:val="Normal"/>
     <w:next w:val="BodyText"/>
@@ -1662,7 +1658,7 @@
       <w:spacing w:before="240" w:after="120"/>
     </w:pPr>
     <w:rPr>
-      <w:rFonts w:ascii="Liberation Sans" w:hAnsi="Liberation Sans" w:eastAsia="Microsoft YaHei" w:cs="Arial Unicode MS"/>
+      <w:rFonts w:ascii="Liberation Sans" w:hAnsi="Liberation Sans" w:eastAsia="Microsoft YaHei" w:cs="Lucida Sans"/>
       <w:sz w:val="28"/>
       <w:szCs w:val="28"/>
     </w:rPr>
@@ -1699,7 +1695,7 @@
       <w:szCs w:val="24"/>
     </w:rPr>
   </w:style>
-  <w:style w:type="paragraph" w:styleId="Style13">
+  <w:style w:type="paragraph" w:styleId="Style14">
     <w:name w:val="Покажчик"/>
     <w:basedOn w:val="Normal"/>
     <w:qFormat/>
@@ -1707,10 +1703,10 @@
       <w:suppressLineNumbers/>
     </w:pPr>
     <w:rPr>
-      <w:rFonts w:cs="Arial Unicode MS"/>
-    </w:rPr>
-  </w:style>
-  <w:style w:type="paragraph" w:styleId="user1">
+      <w:rFonts w:cs="Lucida Sans"/>
+    </w:rPr>
+  </w:style>
+  <w:style w:type="paragraph" w:styleId="user">
     <w:name w:val="Заголовок (user)"/>
     <w:basedOn w:val="Normal"/>
     <w:next w:val="BodyText"/>
@@ -1720,12 +1716,12 @@
       <w:spacing w:before="240" w:after="120"/>
     </w:pPr>
     <w:rPr>
-      <w:rFonts w:ascii="Liberation Sans" w:hAnsi="Liberation Sans" w:eastAsia="Microsoft YaHei" w:cs="Lucida Sans"/>
+      <w:rFonts w:ascii="Liberation Sans" w:hAnsi="Liberation Sans" w:eastAsia="Microsoft YaHei" w:cs="Arial Unicode MS"/>
       <w:sz w:val="28"/>
       <w:szCs w:val="28"/>
     </w:rPr>
   </w:style>
-  <w:style w:type="paragraph" w:styleId="user2">
+  <w:style w:type="paragraph" w:styleId="user1">
     <w:name w:val="Покажчик (user)"/>
     <w:basedOn w:val="Normal"/>
     <w:qFormat/>
@@ -1733,12 +1729,12 @@
       <w:suppressLineNumbers/>
     </w:pPr>
     <w:rPr>
-      <w:rFonts w:cs="Lucida Sans"/>
+      <w:rFonts w:cs="Arial Unicode MS"/>
     </w:rPr>
   </w:style>
   <w:style w:type="paragraph" w:styleId="IndexHeading">
     <w:name w:val="index heading"/>
-    <w:basedOn w:val="Style12"/>
+    <w:basedOn w:val="user"/>
     <w:pPr/>
     <w:rPr/>
   </w:style>
@@ -1993,6 +1989,7 @@
       <w:spacing w:lineRule="auto" w:line="360" w:before="0" w:after="0"/>
       <w:ind w:hanging="0"/>
       <w:jc w:val="center"/>
+      <w:outlineLvl w:val="0"/>
     </w:pPr>
     <w:rPr>
       <w:rFonts w:ascii="Times New Roman" w:hAnsi="Times New Roman"/>
@@ -2013,8 +2010,8 @@
     </w:pPr>
     <w:rPr/>
   </w:style>
-  <w:style w:type="numbering" w:styleId="Style14" w:default="1">
-    <w:name w:val="Без маркерів"/>
+  <w:style w:type="numbering" w:styleId="user2" w:default="1">
+    <w:name w:val="Без маркерів (user)"/>
     <w:uiPriority w:val="99"/>
     <w:semiHidden/>
     <w:unhideWhenUsed/>
